--- a/Отчеты по ОПБД.docx
+++ b/Отчеты по ОПБД.docx
@@ -1270,7 +1270,23 @@
           <w:sz w:val="28"/>
           <w:szCs w:val="28"/>
         </w:rPr>
-        <w:t>Сущность — это объект или понятие предметной области, о котором необходимо хранить информацию в базе данных (</w:t>
+        <w:t xml:space="preserve">Сущность </w:t>
+      </w:r>
+      <w:r>
+        <w:rPr>
+          <w:rFonts w:ascii="Times New Roman" w:hAnsi="Times New Roman"/>
+          <w:sz w:val="28"/>
+          <w:szCs w:val="28"/>
+        </w:rPr>
+        <w:t>-</w:t>
+      </w:r>
+      <w:r>
+        <w:rPr>
+          <w:rFonts w:ascii="Times New Roman" w:hAnsi="Times New Roman"/>
+          <w:sz w:val="28"/>
+          <w:szCs w:val="28"/>
+        </w:rPr>
+        <w:t xml:space="preserve"> это объект или понятие предметной области, о котором необходимо хранить информацию в базе данных (</w:t>
       </w:r>
       <w:proofErr w:type="gramStart"/>
       <w:r>
@@ -1366,7 +1382,23 @@
           <w:sz w:val="28"/>
           <w:szCs w:val="28"/>
         </w:rPr>
-        <w:t>Атрибут — это характеристика или свойство сущности, описывающее её (</w:t>
+        <w:t xml:space="preserve">Атрибут </w:t>
+      </w:r>
+      <w:r>
+        <w:rPr>
+          <w:rFonts w:ascii="Times New Roman" w:hAnsi="Times New Roman"/>
+          <w:sz w:val="28"/>
+          <w:szCs w:val="28"/>
+        </w:rPr>
+        <w:t>-</w:t>
+      </w:r>
+      <w:r>
+        <w:rPr>
+          <w:rFonts w:ascii="Times New Roman" w:hAnsi="Times New Roman"/>
+          <w:sz w:val="28"/>
+          <w:szCs w:val="28"/>
+        </w:rPr>
+        <w:t xml:space="preserve"> это характеристика или свойство сущности, описывающее её (</w:t>
       </w:r>
       <w:proofErr w:type="gramStart"/>
       <w:r>
@@ -1384,7 +1416,23 @@
           <w:sz w:val="28"/>
           <w:szCs w:val="28"/>
         </w:rPr>
-        <w:t>: для сущности Студент — ФИО, дата рождения, номер зачетки). В БД атрибутам соответствуют столбцы таблицы.</w:t>
+        <w:t xml:space="preserve">: для сущности Студент </w:t>
+      </w:r>
+      <w:r>
+        <w:rPr>
+          <w:rFonts w:ascii="Times New Roman" w:hAnsi="Times New Roman"/>
+          <w:sz w:val="28"/>
+          <w:szCs w:val="28"/>
+        </w:rPr>
+        <w:t>-</w:t>
+      </w:r>
+      <w:r>
+        <w:rPr>
+          <w:rFonts w:ascii="Times New Roman" w:hAnsi="Times New Roman"/>
+          <w:sz w:val="28"/>
+          <w:szCs w:val="28"/>
+        </w:rPr>
+        <w:t xml:space="preserve"> ФИО, дата рождения, номер зачетки). В БД атрибутам соответствуют столбцы таблицы.</w:t>
       </w:r>
     </w:p>
     <w:p>
@@ -1460,7 +1508,23 @@
           <w:sz w:val="28"/>
           <w:szCs w:val="28"/>
         </w:rPr>
-        <w:t>Ключевое поле — это один или несколько атрибутов, однозначно идентифицирующих каждый экземпляр сущности (</w:t>
+        <w:t xml:space="preserve">Ключевое поле </w:t>
+      </w:r>
+      <w:r>
+        <w:rPr>
+          <w:rFonts w:ascii="Times New Roman" w:hAnsi="Times New Roman"/>
+          <w:sz w:val="28"/>
+          <w:szCs w:val="28"/>
+        </w:rPr>
+        <w:t>-</w:t>
+      </w:r>
+      <w:r>
+        <w:rPr>
+          <w:rFonts w:ascii="Times New Roman" w:hAnsi="Times New Roman"/>
+          <w:sz w:val="28"/>
+          <w:szCs w:val="28"/>
+        </w:rPr>
+        <w:t xml:space="preserve"> это один или несколько атрибутов, однозначно идентифицирующих каждый экземпляр сущности (</w:t>
       </w:r>
       <w:proofErr w:type="gramStart"/>
       <w:r>
@@ -1634,7 +1698,23 @@
           <w:sz w:val="28"/>
           <w:szCs w:val="28"/>
         </w:rPr>
-        <w:t>Связь — это логическое отношение между двумя сущностями (таблицами), показывающее, как экземпляры одной сущности связаны с экземплярами другой (</w:t>
+        <w:t xml:space="preserve">Связь </w:t>
+      </w:r>
+      <w:r>
+        <w:rPr>
+          <w:rFonts w:ascii="Times New Roman" w:hAnsi="Times New Roman"/>
+          <w:sz w:val="28"/>
+          <w:szCs w:val="28"/>
+        </w:rPr>
+        <w:t>-</w:t>
+      </w:r>
+      <w:r>
+        <w:rPr>
+          <w:rFonts w:ascii="Times New Roman" w:hAnsi="Times New Roman"/>
+          <w:sz w:val="28"/>
+          <w:szCs w:val="28"/>
+        </w:rPr>
+        <w:t xml:space="preserve"> это логическое отношение между двумя сущностями (таблицами), показывающее, как экземпляры одной сущности связаны с экземплярами другой (</w:t>
       </w:r>
       <w:proofErr w:type="gramStart"/>
       <w:r>
@@ -2234,7 +2314,23 @@
           <w:sz w:val="28"/>
           <w:szCs w:val="28"/>
         </w:rPr>
-        <w:t>Первичный ключ — это атрибут (или набор атрибутов), который однозначно идентифицирует каждую строку (кортеж) в отношении. Значения первичного ключа должны быть уникальными и не могут быть NULL.</w:t>
+        <w:t xml:space="preserve">Первичный ключ </w:t>
+      </w:r>
+      <w:r>
+        <w:rPr>
+          <w:rFonts w:ascii="Times New Roman" w:hAnsi="Times New Roman"/>
+          <w:sz w:val="28"/>
+          <w:szCs w:val="28"/>
+        </w:rPr>
+        <w:t>-</w:t>
+      </w:r>
+      <w:r>
+        <w:rPr>
+          <w:rFonts w:ascii="Times New Roman" w:hAnsi="Times New Roman"/>
+          <w:sz w:val="28"/>
+          <w:szCs w:val="28"/>
+        </w:rPr>
+        <w:t xml:space="preserve"> это атрибут (или набор атрибутов), который однозначно идентифицирует каждую строку (кортеж) в отношении. Значения первичного ключа должны быть уникальными и не могут быть NULL.</w:t>
       </w:r>
     </w:p>
     <w:p>
@@ -2304,7 +2400,23 @@
           <w:sz w:val="28"/>
           <w:szCs w:val="28"/>
         </w:rPr>
-        <w:t>Внешний ключ — это атрибут (или набор атрибутов), который ссылается на первичный ключ другого отношения (или того же самого). Он служит для установления связи между отношениями и обеспечения ссылочной целостности.</w:t>
+        <w:t xml:space="preserve">Внешний ключ </w:t>
+      </w:r>
+      <w:r>
+        <w:rPr>
+          <w:rFonts w:ascii="Times New Roman" w:hAnsi="Times New Roman"/>
+          <w:sz w:val="28"/>
+          <w:szCs w:val="28"/>
+        </w:rPr>
+        <w:t>-</w:t>
+      </w:r>
+      <w:r>
+        <w:rPr>
+          <w:rFonts w:ascii="Times New Roman" w:hAnsi="Times New Roman"/>
+          <w:sz w:val="28"/>
+          <w:szCs w:val="28"/>
+        </w:rPr>
+        <w:t xml:space="preserve"> это атрибут (или набор атрибутов), который ссылается на первичный ключ другого отношения (или того же самого). Он служит для установления связи между отношениями и обеспечения ссылочной целостности.</w:t>
       </w:r>
     </w:p>
     <w:p>
@@ -2390,7 +2502,23 @@
           <w:sz w:val="28"/>
           <w:szCs w:val="28"/>
         </w:rPr>
-        <w:t>Нормализация — это процесс преобразования схемы базы данных к виду, удовлетворяющему требованиям нормальных форм, с целью устранения избыточности данных, аномалий вставки, обновления и удаления.</w:t>
+        <w:t xml:space="preserve">Нормализация </w:t>
+      </w:r>
+      <w:r>
+        <w:rPr>
+          <w:rFonts w:ascii="Times New Roman" w:hAnsi="Times New Roman"/>
+          <w:sz w:val="28"/>
+          <w:szCs w:val="28"/>
+        </w:rPr>
+        <w:t>-</w:t>
+      </w:r>
+      <w:r>
+        <w:rPr>
+          <w:rFonts w:ascii="Times New Roman" w:hAnsi="Times New Roman"/>
+          <w:sz w:val="28"/>
+          <w:szCs w:val="28"/>
+        </w:rPr>
+        <w:t xml:space="preserve"> это процесс преобразования схемы базы данных к виду, удовлетворяющему требованиям нормальных форм, с целью устранения избыточности данных, аномалий вставки, обновления и удаления.</w:t>
       </w:r>
     </w:p>
     <w:p>
@@ -3270,7 +3398,39 @@
           <w:sz w:val="28"/>
           <w:szCs w:val="28"/>
         </w:rPr>
-        <w:t xml:space="preserve">CHAR(n) — фиксированная длина, VARCHAR(n) — переменная длина, TEXT (или VARCHAR(MAX), NVARCHAR, NTEXT для </w:t>
+        <w:t xml:space="preserve">CHAR(n) </w:t>
+      </w:r>
+      <w:r>
+        <w:rPr>
+          <w:rFonts w:ascii="Times New Roman" w:hAnsi="Times New Roman"/>
+          <w:sz w:val="28"/>
+          <w:szCs w:val="28"/>
+        </w:rPr>
+        <w:t>-</w:t>
+      </w:r>
+      <w:r>
+        <w:rPr>
+          <w:rFonts w:ascii="Times New Roman" w:hAnsi="Times New Roman"/>
+          <w:sz w:val="28"/>
+          <w:szCs w:val="28"/>
+        </w:rPr>
+        <w:t xml:space="preserve"> фиксированная длина, VARCHAR(n) </w:t>
+      </w:r>
+      <w:r>
+        <w:rPr>
+          <w:rFonts w:ascii="Times New Roman" w:hAnsi="Times New Roman"/>
+          <w:sz w:val="28"/>
+          <w:szCs w:val="28"/>
+        </w:rPr>
+        <w:t>-</w:t>
+      </w:r>
+      <w:r>
+        <w:rPr>
+          <w:rFonts w:ascii="Times New Roman" w:hAnsi="Times New Roman"/>
+          <w:sz w:val="28"/>
+          <w:szCs w:val="28"/>
+        </w:rPr>
+        <w:t xml:space="preserve"> переменная длина, TEXT (или VARCHAR(MAX), NVARCHAR, NTEXT для </w:t>
       </w:r>
       <w:proofErr w:type="spellStart"/>
       <w:r>
@@ -3656,7 +3816,55 @@
           <w:sz w:val="28"/>
           <w:szCs w:val="28"/>
         </w:rPr>
-        <w:t xml:space="preserve">DATE — только дата, TIME — только время, DATETIME / TIMESTAMP — дата и время, DATETIME2 (SQL </w:t>
+        <w:t xml:space="preserve">DATE </w:t>
+      </w:r>
+      <w:r>
+        <w:rPr>
+          <w:rFonts w:ascii="Times New Roman" w:hAnsi="Times New Roman"/>
+          <w:sz w:val="28"/>
+          <w:szCs w:val="28"/>
+        </w:rPr>
+        <w:t>-</w:t>
+      </w:r>
+      <w:r>
+        <w:rPr>
+          <w:rFonts w:ascii="Times New Roman" w:hAnsi="Times New Roman"/>
+          <w:sz w:val="28"/>
+          <w:szCs w:val="28"/>
+        </w:rPr>
+        <w:t xml:space="preserve"> только дата, TIME </w:t>
+      </w:r>
+      <w:r>
+        <w:rPr>
+          <w:rFonts w:ascii="Times New Roman" w:hAnsi="Times New Roman"/>
+          <w:sz w:val="28"/>
+          <w:szCs w:val="28"/>
+        </w:rPr>
+        <w:t>-</w:t>
+      </w:r>
+      <w:r>
+        <w:rPr>
+          <w:rFonts w:ascii="Times New Roman" w:hAnsi="Times New Roman"/>
+          <w:sz w:val="28"/>
+          <w:szCs w:val="28"/>
+        </w:rPr>
+        <w:t xml:space="preserve"> только время, DATETIME / TIMESTAMP </w:t>
+      </w:r>
+      <w:r>
+        <w:rPr>
+          <w:rFonts w:ascii="Times New Roman" w:hAnsi="Times New Roman"/>
+          <w:sz w:val="28"/>
+          <w:szCs w:val="28"/>
+        </w:rPr>
+        <w:t>-</w:t>
+      </w:r>
+      <w:r>
+        <w:rPr>
+          <w:rFonts w:ascii="Times New Roman" w:hAnsi="Times New Roman"/>
+          <w:sz w:val="28"/>
+          <w:szCs w:val="28"/>
+        </w:rPr>
+        <w:t xml:space="preserve"> дата и время, DATETIME2 (SQL </w:t>
       </w:r>
       <w:proofErr w:type="spellStart"/>
       <w:r>
@@ -3674,7 +3882,23 @@
           <w:sz w:val="28"/>
           <w:szCs w:val="28"/>
         </w:rPr>
-        <w:t>) — расширенный диапазон и точность.</w:t>
+        <w:t xml:space="preserve">) </w:t>
+      </w:r>
+      <w:r>
+        <w:rPr>
+          <w:rFonts w:ascii="Times New Roman" w:hAnsi="Times New Roman"/>
+          <w:sz w:val="28"/>
+          <w:szCs w:val="28"/>
+        </w:rPr>
+        <w:t>-</w:t>
+      </w:r>
+      <w:r>
+        <w:rPr>
+          <w:rFonts w:ascii="Times New Roman" w:hAnsi="Times New Roman"/>
+          <w:sz w:val="28"/>
+          <w:szCs w:val="28"/>
+        </w:rPr>
+        <w:t xml:space="preserve"> расширенный диапазон и точность.</w:t>
       </w:r>
     </w:p>
     <w:p>
@@ -3752,7 +3976,23 @@
           <w:sz w:val="28"/>
           <w:szCs w:val="28"/>
         </w:rPr>
-        <w:t>Ограничение целостности — это правило, которое обеспечивает корректность и согласованность данных в базе, запрещая некорректные операции вставки, обновления или удаления.</w:t>
+        <w:t xml:space="preserve">Ограничение целостности </w:t>
+      </w:r>
+      <w:r>
+        <w:rPr>
+          <w:rFonts w:ascii="Times New Roman" w:hAnsi="Times New Roman"/>
+          <w:sz w:val="28"/>
+          <w:szCs w:val="28"/>
+        </w:rPr>
+        <w:t>-</w:t>
+      </w:r>
+      <w:r>
+        <w:rPr>
+          <w:rFonts w:ascii="Times New Roman" w:hAnsi="Times New Roman"/>
+          <w:sz w:val="28"/>
+          <w:szCs w:val="28"/>
+        </w:rPr>
+        <w:t xml:space="preserve"> это правило, которое обеспечивает корректность и согласованность данных в базе, запрещая некорректные операции вставки, обновления или удаления.</w:t>
       </w:r>
     </w:p>
     <w:p>
@@ -4834,7 +5074,23 @@
           <w:sz w:val="28"/>
           <w:szCs w:val="28"/>
         </w:rPr>
-        <w:t xml:space="preserve">Перетащить фигуру "Отношение" из набора элементов на пустую область, соединить верхний конец с родительской таблицей (первичный ключ), а нижний — с дочерней. Если в дочерней таблице нет столбца с именем, совпадающим с первичным ключом, </w:t>
+        <w:t xml:space="preserve">Перетащить фигуру "Отношение" из набора элементов на пустую область, соединить верхний конец с родительской таблицей (первичный ключ), а нижний </w:t>
+      </w:r>
+      <w:r>
+        <w:rPr>
+          <w:rFonts w:ascii="Times New Roman" w:hAnsi="Times New Roman"/>
+          <w:sz w:val="28"/>
+          <w:szCs w:val="28"/>
+        </w:rPr>
+        <w:t>-</w:t>
+      </w:r>
+      <w:r>
+        <w:rPr>
+          <w:rFonts w:ascii="Times New Roman" w:hAnsi="Times New Roman"/>
+          <w:sz w:val="28"/>
+          <w:szCs w:val="28"/>
+        </w:rPr>
+        <w:t xml:space="preserve"> с дочерней. Если в дочерней таблице нет столбца с именем, совпадающим с первичным ключом, </w:t>
       </w:r>
       <w:proofErr w:type="spellStart"/>
       <w:r>
@@ -5020,7 +5276,23 @@
           <w:sz w:val="28"/>
           <w:szCs w:val="28"/>
         </w:rPr>
-        <w:t xml:space="preserve"> — </w:t>
+        <w:t xml:space="preserve"> </w:t>
+      </w:r>
+      <w:r>
+        <w:rPr>
+          <w:rFonts w:ascii="Times New Roman" w:hAnsi="Times New Roman"/>
+          <w:sz w:val="28"/>
+          <w:szCs w:val="28"/>
+        </w:rPr>
+        <w:t>-</w:t>
+      </w:r>
+      <w:r>
+        <w:rPr>
+          <w:rFonts w:ascii="Times New Roman" w:hAnsi="Times New Roman"/>
+          <w:sz w:val="28"/>
+          <w:szCs w:val="28"/>
+        </w:rPr>
+        <w:t xml:space="preserve"> </w:t>
       </w:r>
       <w:proofErr w:type="spellStart"/>
       <w:r>
@@ -5128,7 +5400,23 @@
           <w:sz w:val="28"/>
           <w:szCs w:val="28"/>
         </w:rPr>
-        <w:t xml:space="preserve">; для 1:1 — </w:t>
+        <w:t xml:space="preserve">; для 1:1 </w:t>
+      </w:r>
+      <w:r>
+        <w:rPr>
+          <w:rFonts w:ascii="Times New Roman" w:hAnsi="Times New Roman"/>
+          <w:sz w:val="28"/>
+          <w:szCs w:val="28"/>
+        </w:rPr>
+        <w:t>-</w:t>
+      </w:r>
+      <w:r>
+        <w:rPr>
+          <w:rFonts w:ascii="Times New Roman" w:hAnsi="Times New Roman"/>
+          <w:sz w:val="28"/>
+          <w:szCs w:val="28"/>
+        </w:rPr>
+        <w:t xml:space="preserve"> </w:t>
       </w:r>
       <w:proofErr w:type="spellStart"/>
       <w:r>
@@ -5348,7 +5636,23 @@
           <w:sz w:val="28"/>
           <w:szCs w:val="28"/>
         </w:rPr>
-        <w:t xml:space="preserve"> связь (пунктирная линия) — когда внешний ключ не входит в первичный ключ. Это </w:t>
+        <w:t xml:space="preserve"> связь (пунктирная линия) </w:t>
+      </w:r>
+      <w:r>
+        <w:rPr>
+          <w:rFonts w:ascii="Times New Roman" w:hAnsi="Times New Roman"/>
+          <w:sz w:val="28"/>
+          <w:szCs w:val="28"/>
+        </w:rPr>
+        <w:t>-</w:t>
+      </w:r>
+      <w:r>
+        <w:rPr>
+          <w:rFonts w:ascii="Times New Roman" w:hAnsi="Times New Roman"/>
+          <w:sz w:val="28"/>
+          <w:szCs w:val="28"/>
+        </w:rPr>
+        <w:t xml:space="preserve"> когда внешний ключ не входит в первичный ключ. Это </w:t>
       </w:r>
       <w:r>
         <w:rPr>
@@ -5881,7 +6185,23 @@
           <w:sz w:val="28"/>
           <w:szCs w:val="28"/>
         </w:rPr>
-        <w:t>Сущность — это объект или понятие предметной области, о котором необходимо хранить информацию в базе данных (</w:t>
+        <w:t xml:space="preserve">Сущность </w:t>
+      </w:r>
+      <w:r>
+        <w:rPr>
+          <w:rFonts w:ascii="Times New Roman" w:hAnsi="Times New Roman"/>
+          <w:sz w:val="28"/>
+          <w:szCs w:val="28"/>
+        </w:rPr>
+        <w:t>-</w:t>
+      </w:r>
+      <w:r>
+        <w:rPr>
+          <w:rFonts w:ascii="Times New Roman" w:hAnsi="Times New Roman"/>
+          <w:sz w:val="28"/>
+          <w:szCs w:val="28"/>
+        </w:rPr>
+        <w:t xml:space="preserve"> это объект или понятие предметной области, о котором необходимо хранить информацию в базе данных (</w:t>
       </w:r>
       <w:proofErr w:type="gramStart"/>
       <w:r>
@@ -5963,7 +6283,23 @@
           <w:sz w:val="28"/>
           <w:szCs w:val="28"/>
         </w:rPr>
-        <w:t>Атрибут — это характеристика или свойство сущности, описывающее её (</w:t>
+        <w:t xml:space="preserve">Атрибут </w:t>
+      </w:r>
+      <w:r>
+        <w:rPr>
+          <w:rFonts w:ascii="Times New Roman" w:hAnsi="Times New Roman"/>
+          <w:sz w:val="28"/>
+          <w:szCs w:val="28"/>
+        </w:rPr>
+        <w:t>-</w:t>
+      </w:r>
+      <w:r>
+        <w:rPr>
+          <w:rFonts w:ascii="Times New Roman" w:hAnsi="Times New Roman"/>
+          <w:sz w:val="28"/>
+          <w:szCs w:val="28"/>
+        </w:rPr>
+        <w:t xml:space="preserve"> это характеристика или свойство сущности, описывающее её (</w:t>
       </w:r>
       <w:proofErr w:type="gramStart"/>
       <w:r>
@@ -5981,7 +6317,23 @@
           <w:sz w:val="28"/>
           <w:szCs w:val="28"/>
         </w:rPr>
-        <w:t>: для сущности Студент — ФИО, дата рождения, номер зачетки). В БД атрибутам соответствуют столбцы таблицы.</w:t>
+        <w:t xml:space="preserve">: для сущности Студент </w:t>
+      </w:r>
+      <w:r>
+        <w:rPr>
+          <w:rFonts w:ascii="Times New Roman" w:hAnsi="Times New Roman"/>
+          <w:sz w:val="28"/>
+          <w:szCs w:val="28"/>
+        </w:rPr>
+        <w:t>-</w:t>
+      </w:r>
+      <w:r>
+        <w:rPr>
+          <w:rFonts w:ascii="Times New Roman" w:hAnsi="Times New Roman"/>
+          <w:sz w:val="28"/>
+          <w:szCs w:val="28"/>
+        </w:rPr>
+        <w:t xml:space="preserve"> ФИО, дата рождения, номер зачетки). В БД атрибутам соответствуют столбцы таблицы.</w:t>
       </w:r>
     </w:p>
     <w:p>
@@ -6045,7 +6397,23 @@
           <w:sz w:val="28"/>
           <w:szCs w:val="28"/>
         </w:rPr>
-        <w:t>Ключевое поле — это один или несколько атрибутов, однозначно идентифицирующих каждый экземпляр сущности (</w:t>
+        <w:t xml:space="preserve">Ключевое поле </w:t>
+      </w:r>
+      <w:r>
+        <w:rPr>
+          <w:rFonts w:ascii="Times New Roman" w:hAnsi="Times New Roman"/>
+          <w:sz w:val="28"/>
+          <w:szCs w:val="28"/>
+        </w:rPr>
+        <w:t>-</w:t>
+      </w:r>
+      <w:r>
+        <w:rPr>
+          <w:rFonts w:ascii="Times New Roman" w:hAnsi="Times New Roman"/>
+          <w:sz w:val="28"/>
+          <w:szCs w:val="28"/>
+        </w:rPr>
+        <w:t xml:space="preserve"> это один или несколько атрибутов, однозначно идентифицирующих каждый экземпляр сущности (</w:t>
       </w:r>
       <w:proofErr w:type="gramStart"/>
       <w:r>
@@ -6191,7 +6559,23 @@
           <w:sz w:val="28"/>
           <w:szCs w:val="28"/>
         </w:rPr>
-        <w:t>Связь — это логическое отношение между двумя сущностями (таблицами), показывающее, как экземпляры одной сущности связаны с экземплярами другой (</w:t>
+        <w:t xml:space="preserve">Связь </w:t>
+      </w:r>
+      <w:r>
+        <w:rPr>
+          <w:rFonts w:ascii="Times New Roman" w:hAnsi="Times New Roman"/>
+          <w:sz w:val="28"/>
+          <w:szCs w:val="28"/>
+        </w:rPr>
+        <w:t>-</w:t>
+      </w:r>
+      <w:r>
+        <w:rPr>
+          <w:rFonts w:ascii="Times New Roman" w:hAnsi="Times New Roman"/>
+          <w:sz w:val="28"/>
+          <w:szCs w:val="28"/>
+        </w:rPr>
+        <w:t xml:space="preserve"> это логическое отношение между двумя сущностями (таблицами), показывающее, как экземпляры одной сущности связаны с экземплярами другой (</w:t>
       </w:r>
       <w:proofErr w:type="gramStart"/>
       <w:r>
@@ -7020,7 +7404,23 @@
           <w:sz w:val="28"/>
           <w:szCs w:val="28"/>
         </w:rPr>
-        <w:t xml:space="preserve"> — это универсальное средство для проектирования, разработки и администрирования баз данных </w:t>
+        <w:t xml:space="preserve"> </w:t>
+      </w:r>
+      <w:r>
+        <w:rPr>
+          <w:rFonts w:ascii="Times New Roman" w:hAnsi="Times New Roman"/>
+          <w:sz w:val="28"/>
+          <w:szCs w:val="28"/>
+        </w:rPr>
+        <w:t>-</w:t>
+      </w:r>
+      <w:r>
+        <w:rPr>
+          <w:rFonts w:ascii="Times New Roman" w:hAnsi="Times New Roman"/>
+          <w:sz w:val="28"/>
+          <w:szCs w:val="28"/>
+        </w:rPr>
+        <w:t xml:space="preserve"> это универсальное средство для проектирования, разработки и администрирования баз данных </w:t>
       </w:r>
       <w:proofErr w:type="spellStart"/>
       <w:r>
@@ -7488,7 +7888,23 @@
           <w:sz w:val="28"/>
           <w:szCs w:val="28"/>
         </w:rPr>
-        <w:t>) — это процесс автоматической генерации SQL-скрипта (CREATE DATABASE, CREATE TABLE, ALTER TABLE и др.) на основе созданной EER-модели, а также создание самой базы данных на сервере.</w:t>
+        <w:t xml:space="preserve">) </w:t>
+      </w:r>
+      <w:r>
+        <w:rPr>
+          <w:rFonts w:ascii="Times New Roman" w:hAnsi="Times New Roman"/>
+          <w:sz w:val="28"/>
+          <w:szCs w:val="28"/>
+        </w:rPr>
+        <w:t>-</w:t>
+      </w:r>
+      <w:r>
+        <w:rPr>
+          <w:rFonts w:ascii="Times New Roman" w:hAnsi="Times New Roman"/>
+          <w:sz w:val="28"/>
+          <w:szCs w:val="28"/>
+        </w:rPr>
+        <w:t xml:space="preserve"> это процесс автоматической генерации SQL-скрипта (CREATE DATABASE, CREATE TABLE, ALTER TABLE и др.) на основе созданной EER-модели, а также создание самой базы данных на сервере.</w:t>
       </w:r>
     </w:p>
     <w:p>
@@ -8246,7 +8662,23 @@
           <w:sz w:val="28"/>
           <w:szCs w:val="28"/>
         </w:rPr>
-        <w:t>) в свойствах столбца. Столбец должен быть первичным ключом или его частью, а тип данных — целочисленным (INT, BIGINT и т.д.).</w:t>
+        <w:t xml:space="preserve">) в свойствах столбца. Столбец должен быть первичным ключом или его частью, а тип данных </w:t>
+      </w:r>
+      <w:r>
+        <w:rPr>
+          <w:rFonts w:ascii="Times New Roman" w:hAnsi="Times New Roman"/>
+          <w:sz w:val="28"/>
+          <w:szCs w:val="28"/>
+        </w:rPr>
+        <w:t>-</w:t>
+      </w:r>
+      <w:r>
+        <w:rPr>
+          <w:rFonts w:ascii="Times New Roman" w:hAnsi="Times New Roman"/>
+          <w:sz w:val="28"/>
+          <w:szCs w:val="28"/>
+        </w:rPr>
+        <w:t xml:space="preserve"> целочисленным (INT, BIGINT и т.д.).</w:t>
       </w:r>
     </w:p>
     <w:p>
@@ -10114,7 +10546,23 @@
           <w:sz w:val="28"/>
           <w:szCs w:val="28"/>
         </w:rPr>
-        <w:t xml:space="preserve">) — это бесплатная интегрированная среда </w:t>
+        <w:t xml:space="preserve">) </w:t>
+      </w:r>
+      <w:r>
+        <w:rPr>
+          <w:rFonts w:ascii="Times New Roman" w:hAnsi="Times New Roman"/>
+          <w:sz w:val="28"/>
+          <w:szCs w:val="28"/>
+        </w:rPr>
+        <w:t>-</w:t>
+      </w:r>
+      <w:r>
+        <w:rPr>
+          <w:rFonts w:ascii="Times New Roman" w:hAnsi="Times New Roman"/>
+          <w:sz w:val="28"/>
+          <w:szCs w:val="28"/>
+        </w:rPr>
+        <w:t xml:space="preserve"> это бесплатная интегрированная среда </w:t>
       </w:r>
       <w:r>
         <w:rPr>
@@ -10386,7 +10834,23 @@
           <w:sz w:val="28"/>
           <w:szCs w:val="28"/>
         </w:rPr>
-        <w:t xml:space="preserve">) — поддерживает как вход через </w:t>
+        <w:t xml:space="preserve">) </w:t>
+      </w:r>
+      <w:r>
+        <w:rPr>
+          <w:rFonts w:ascii="Times New Roman" w:hAnsi="Times New Roman"/>
+          <w:sz w:val="28"/>
+          <w:szCs w:val="28"/>
+        </w:rPr>
+        <w:t>-</w:t>
+      </w:r>
+      <w:r>
+        <w:rPr>
+          <w:rFonts w:ascii="Times New Roman" w:hAnsi="Times New Roman"/>
+          <w:sz w:val="28"/>
+          <w:szCs w:val="28"/>
+        </w:rPr>
+        <w:t xml:space="preserve"> поддерживает как вход через </w:t>
       </w:r>
       <w:proofErr w:type="spellStart"/>
       <w:r>
@@ -12917,7 +13381,23 @@
           <w:sz w:val="28"/>
           <w:szCs w:val="28"/>
         </w:rPr>
-        <w:t>. Способ 2: для составной уникальности — добавить уникальный индекс на нескольких столбцах.</w:t>
+        <w:t xml:space="preserve">. Способ 2: для составной уникальности </w:t>
+      </w:r>
+      <w:r>
+        <w:rPr>
+          <w:rFonts w:ascii="Times New Roman" w:hAnsi="Times New Roman"/>
+          <w:sz w:val="28"/>
+          <w:szCs w:val="28"/>
+        </w:rPr>
+        <w:t>-</w:t>
+      </w:r>
+      <w:r>
+        <w:rPr>
+          <w:rFonts w:ascii="Times New Roman" w:hAnsi="Times New Roman"/>
+          <w:sz w:val="28"/>
+          <w:szCs w:val="28"/>
+        </w:rPr>
+        <w:t xml:space="preserve"> добавить уникальный индекс на нескольких столбцах.</w:t>
       </w:r>
     </w:p>
     <w:p>
@@ -14690,7 +15170,71 @@
           <w:sz w:val="28"/>
           <w:szCs w:val="28"/>
         </w:rPr>
-        <w:t>Основные причины: нарушение ограничений целостности (внешний ключ — попытка вставить значение, отсутствующее в родительской таблице; уникальность — дубликат уникального ключа; NOT NULL — вставка NULL в обязательный столбец; CHECK — невыполнение условия), синтаксические ошибки в запросе, несовместимость типов данных, блокировка таблицы другим процессом, отсутствие прав на модификацию данных, попытка обновить или удалить строки, на которые ссылаются внешние ключи без каскадного действия.</w:t>
+        <w:t xml:space="preserve">Основные причины: нарушение ограничений целостности (внешний ключ </w:t>
+      </w:r>
+      <w:r>
+        <w:rPr>
+          <w:rFonts w:ascii="Times New Roman" w:hAnsi="Times New Roman"/>
+          <w:sz w:val="28"/>
+          <w:szCs w:val="28"/>
+        </w:rPr>
+        <w:t>-</w:t>
+      </w:r>
+      <w:r>
+        <w:rPr>
+          <w:rFonts w:ascii="Times New Roman" w:hAnsi="Times New Roman"/>
+          <w:sz w:val="28"/>
+          <w:szCs w:val="28"/>
+        </w:rPr>
+        <w:t xml:space="preserve"> попытка вставить значение, отсутствующее в родительской таблице; уникальность </w:t>
+      </w:r>
+      <w:r>
+        <w:rPr>
+          <w:rFonts w:ascii="Times New Roman" w:hAnsi="Times New Roman"/>
+          <w:sz w:val="28"/>
+          <w:szCs w:val="28"/>
+        </w:rPr>
+        <w:t>-</w:t>
+      </w:r>
+      <w:r>
+        <w:rPr>
+          <w:rFonts w:ascii="Times New Roman" w:hAnsi="Times New Roman"/>
+          <w:sz w:val="28"/>
+          <w:szCs w:val="28"/>
+        </w:rPr>
+        <w:t xml:space="preserve"> дубликат уникального ключа; NOT NULL </w:t>
+      </w:r>
+      <w:r>
+        <w:rPr>
+          <w:rFonts w:ascii="Times New Roman" w:hAnsi="Times New Roman"/>
+          <w:sz w:val="28"/>
+          <w:szCs w:val="28"/>
+        </w:rPr>
+        <w:t>-</w:t>
+      </w:r>
+      <w:r>
+        <w:rPr>
+          <w:rFonts w:ascii="Times New Roman" w:hAnsi="Times New Roman"/>
+          <w:sz w:val="28"/>
+          <w:szCs w:val="28"/>
+        </w:rPr>
+        <w:t xml:space="preserve"> вставка NULL в обязательный столбец; CHECK </w:t>
+      </w:r>
+      <w:r>
+        <w:rPr>
+          <w:rFonts w:ascii="Times New Roman" w:hAnsi="Times New Roman"/>
+          <w:sz w:val="28"/>
+          <w:szCs w:val="28"/>
+        </w:rPr>
+        <w:t>-</w:t>
+      </w:r>
+      <w:r>
+        <w:rPr>
+          <w:rFonts w:ascii="Times New Roman" w:hAnsi="Times New Roman"/>
+          <w:sz w:val="28"/>
+          <w:szCs w:val="28"/>
+        </w:rPr>
+        <w:t xml:space="preserve"> невыполнение условия), синтаксические ошибки в запросе, несовместимость типов данных, блокировка таблицы другим процессом, отсутствие прав на модификацию данных, попытка обновить или удалить строки, на которые ссылаются внешние ключи без каскадного действия.</w:t>
       </w:r>
     </w:p>
     <w:p>
@@ -17536,7 +18080,23 @@
           <w:sz w:val="28"/>
           <w:szCs w:val="28"/>
         </w:rPr>
-        <w:t>LEFT JOIN возвращает все строки из левой (первой) таблицы, добавляя совпадающие из правой. RIGHT JOIN — наоборот, все строки из правой (второй) таблицы. По сути, RIGHT JOIN можно заменить на LEFT JOIN, поменяв таблицы местами.</w:t>
+        <w:t xml:space="preserve">LEFT JOIN возвращает все строки из левой (первой) таблицы, добавляя совпадающие из правой. RIGHT JOIN </w:t>
+      </w:r>
+      <w:r>
+        <w:rPr>
+          <w:rFonts w:ascii="Times New Roman" w:hAnsi="Times New Roman"/>
+          <w:sz w:val="28"/>
+          <w:szCs w:val="28"/>
+        </w:rPr>
+        <w:t>-</w:t>
+      </w:r>
+      <w:r>
+        <w:rPr>
+          <w:rFonts w:ascii="Times New Roman" w:hAnsi="Times New Roman"/>
+          <w:sz w:val="28"/>
+          <w:szCs w:val="28"/>
+        </w:rPr>
+        <w:t xml:space="preserve"> наоборот, все строки из правой (второй) таблицы. По сути, RIGHT JOIN можно заменить на LEFT JOIN, поменяв таблицы местами.</w:t>
       </w:r>
     </w:p>
     <w:p>
@@ -17666,11 +18226,8 @@
           <w:rFonts w:ascii="Times New Roman" w:hAnsi="Times New Roman"/>
           <w:sz w:val="28"/>
           <w:szCs w:val="28"/>
-          <w:lang w:val="en-US"/>
-        </w:rPr>
-      </w:pPr>
-      <w:bookmarkStart w:id="1" w:name="_GoBack"/>
-      <w:bookmarkEnd w:id="1"/>
+        </w:rPr>
+      </w:pPr>
     </w:p>
     <w:p>
       <w:pPr>
@@ -17829,16 +18386,35 @@
           <w:szCs w:val="32"/>
         </w:rPr>
         <w:lastRenderedPageBreak/>
-        <w:t>Практическая работа №1</w:t>
-      </w:r>
-      <w:r>
+        <w:t>Практическая работа №15</w:t>
+      </w:r>
+    </w:p>
+    <w:p>
+      <w:pPr>
+        <w:pStyle w:val="Standard"/>
+        <w:tabs>
+          <w:tab w:val="clear" w:pos="709"/>
+          <w:tab w:val="left" w:pos="0"/>
+        </w:tabs>
+        <w:spacing w:line="240" w:lineRule="auto"/>
+        <w:ind w:right="43"/>
+        <w:jc w:val="center"/>
+        <w:outlineLvl w:val="9"/>
         <w:rPr>
           <w:rFonts w:ascii="Times New Roman" w:hAnsi="Times New Roman"/>
           <w:b/>
           <w:sz w:val="32"/>
           <w:szCs w:val="32"/>
         </w:rPr>
-        <w:t>5</w:t>
+      </w:pPr>
+      <w:r>
+        <w:rPr>
+          <w:rFonts w:ascii="Times New Roman" w:hAnsi="Times New Roman"/>
+          <w:b/>
+          <w:sz w:val="32"/>
+          <w:szCs w:val="32"/>
+        </w:rPr>
+        <w:t>Применение встроенных функций SQL</w:t>
       </w:r>
     </w:p>
     <w:p>
@@ -17855,34 +18431,6 @@
         <w:rPr>
           <w:rFonts w:ascii="Times New Roman" w:hAnsi="Times New Roman"/>
           <w:b/>
-          <w:sz w:val="32"/>
-          <w:szCs w:val="32"/>
-        </w:rPr>
-      </w:pPr>
-      <w:r>
-        <w:rPr>
-          <w:rFonts w:ascii="Times New Roman" w:hAnsi="Times New Roman"/>
-          <w:b/>
-          <w:sz w:val="32"/>
-          <w:szCs w:val="32"/>
-        </w:rPr>
-        <w:t>Применение встроенных функций SQL</w:t>
-      </w:r>
-    </w:p>
-    <w:p>
-      <w:pPr>
-        <w:pStyle w:val="Standard"/>
-        <w:tabs>
-          <w:tab w:val="clear" w:pos="709"/>
-          <w:tab w:val="left" w:pos="0"/>
-        </w:tabs>
-        <w:spacing w:line="240" w:lineRule="auto"/>
-        <w:ind w:right="43"/>
-        <w:jc w:val="center"/>
-        <w:outlineLvl w:val="9"/>
-        <w:rPr>
-          <w:rFonts w:ascii="Times New Roman" w:hAnsi="Times New Roman"/>
-          <w:b/>
           <w:sz w:val="28"/>
           <w:szCs w:val="28"/>
         </w:rPr>
@@ -17943,38 +18491,7 @@
           <w:szCs w:val="28"/>
         </w:rPr>
         <w:tab/>
-      </w:r>
-      <w:r>
-        <w:rPr>
-          <w:rFonts w:ascii="Times New Roman" w:hAnsi="Times New Roman"/>
-          <w:sz w:val="28"/>
-          <w:szCs w:val="28"/>
-        </w:rPr>
-        <w:t xml:space="preserve">Изучить процесс </w:t>
-      </w:r>
-      <w:r>
-        <w:rPr>
-          <w:rFonts w:ascii="Times New Roman" w:hAnsi="Times New Roman"/>
-          <w:sz w:val="28"/>
-          <w:szCs w:val="28"/>
-        </w:rPr>
-        <w:t xml:space="preserve">создания SQL-запросов, </w:t>
-      </w:r>
-      <w:r>
-        <w:rPr>
-          <w:rFonts w:ascii="Times New Roman" w:hAnsi="Times New Roman"/>
-          <w:sz w:val="28"/>
-          <w:szCs w:val="28"/>
-        </w:rPr>
-        <w:t xml:space="preserve">содержащих встроенные функции в </w:t>
-      </w:r>
-      <w:r>
-        <w:rPr>
-          <w:rFonts w:ascii="Times New Roman" w:hAnsi="Times New Roman"/>
-          <w:sz w:val="28"/>
-          <w:szCs w:val="28"/>
-        </w:rPr>
-        <w:t>СУБД MSSQL.</w:t>
+        <w:t>Изучить процесс создания SQL-запросов, содержащих встроенные функции в СУБД MSSQL.</w:t>
       </w:r>
     </w:p>
     <w:p>
@@ -18131,15 +18648,7 @@
           <w:sz w:val="28"/>
           <w:szCs w:val="28"/>
         </w:rPr>
-        <w:t xml:space="preserve">2.2 </w:t>
-      </w:r>
-      <w:r>
-        <w:rPr>
-          <w:rFonts w:ascii="Times New Roman" w:hAnsi="Times New Roman"/>
-          <w:sz w:val="28"/>
-          <w:szCs w:val="28"/>
-        </w:rPr>
-        <w:t>Какие виды системных функций имеются в MSSQL?</w:t>
+        <w:t>2.2 Какие виды системных функций имеются в MSSQL?</w:t>
       </w:r>
     </w:p>
     <w:p>
@@ -18209,15 +18718,7 @@
           <w:sz w:val="28"/>
           <w:szCs w:val="28"/>
         </w:rPr>
-        <w:t xml:space="preserve">2.3 </w:t>
-      </w:r>
-      <w:r>
-        <w:rPr>
-          <w:rFonts w:ascii="Times New Roman" w:hAnsi="Times New Roman"/>
-          <w:sz w:val="28"/>
-          <w:szCs w:val="28"/>
-        </w:rPr>
-        <w:t>Каким образом указываются передаваемые в функцию параметры?</w:t>
+        <w:t>2.3 Каким образом указываются передаваемые в функцию параметры?</w:t>
       </w:r>
     </w:p>
     <w:p>
@@ -18314,6 +18815,8 @@
         </w:rPr>
         <w:t>В ходе практической работы изучен процесс создания SQL-запросов с применением встроенных функций СУБД MSSQL. Освоены синтаксис вызова функций различных категорий (строковых, математических, работающих с датами и агрегирующих), а также правила передачи параметров, что позволяет эффективно обрабатывать данные непосредственно на сервере без использования внешней логики приложения.</w:t>
       </w:r>
+      <w:bookmarkStart w:id="1" w:name="_GoBack"/>
+      <w:bookmarkEnd w:id="1"/>
     </w:p>
     <w:sectPr>
       <w:footerReference w:type="default" r:id="rId7"/>
@@ -18384,7 +18887,7 @@
         <w:sz w:val="28"/>
         <w:szCs w:val="28"/>
       </w:rPr>
-      <w:t>20</w:t>
+      <w:t>23</w:t>
     </w:r>
     <w:r>
       <w:rPr>

--- a/Отчеты по ОПБД.docx
+++ b/Отчеты по ОПБД.docx
@@ -6806,6 +6806,24 @@
         <w:lastRenderedPageBreak/>
         <w:t>2.8</w:t>
       </w:r>
+      <w:r>
+        <w:rPr>
+          <w:rFonts w:ascii="Times New Roman" w:hAnsi="Times New Roman"/>
+          <w:sz w:val="28"/>
+          <w:szCs w:val="28"/>
+        </w:rPr>
+        <w:t xml:space="preserve"> </w:t>
+      </w:r>
+      <w:r>
+        <w:rPr>
+          <w:rFonts w:ascii="Times New Roman" w:hAnsi="Times New Roman"/>
+          <w:sz w:val="28"/>
+          <w:szCs w:val="28"/>
+        </w:rPr>
+        <w:t>Для чего применяются ER-диаграммы?</w:t>
+      </w:r>
+      <w:bookmarkStart w:id="1" w:name="_GoBack"/>
+      <w:bookmarkEnd w:id="1"/>
     </w:p>
     <w:p>
       <w:pPr>
@@ -16574,7 +16592,6 @@
           <w:tab w:val="left" w:pos="1134"/>
         </w:tabs>
         <w:spacing w:line="100" w:lineRule="atLeast"/>
-        <w:ind w:firstLine="567"/>
         <w:jc w:val="both"/>
         <w:outlineLvl w:val="9"/>
         <w:rPr>
@@ -18815,8 +18832,6 @@
         </w:rPr>
         <w:t>В ходе практической работы изучен процесс создания SQL-запросов с применением встроенных функций СУБД MSSQL. Освоены синтаксис вызова функций различных категорий (строковых, математических, работающих с датами и агрегирующих), а также правила передачи параметров, что позволяет эффективно обрабатывать данные непосредственно на сервере без использования внешней логики приложения.</w:t>
       </w:r>
-      <w:bookmarkStart w:id="1" w:name="_GoBack"/>
-      <w:bookmarkEnd w:id="1"/>
     </w:p>
     <w:sectPr>
       <w:footerReference w:type="default" r:id="rId7"/>
@@ -18887,7 +18902,7 @@
         <w:sz w:val="28"/>
         <w:szCs w:val="28"/>
       </w:rPr>
-      <w:t>23</w:t>
+      <w:t>22</w:t>
     </w:r>
     <w:r>
       <w:rPr>
